--- a/Большие данные Соболевсикй/Задание 1.docx
+++ b/Большие данные Соболевсикй/Задание 1.docx
@@ -69,7 +69,19 @@
         <w:rPr>
           <w:rFonts w:ascii="Times New Roman" w:hAnsi="Times New Roman" w:cs="Times New Roman"/>
         </w:rPr>
-        <w:t xml:space="preserve"> данные — бортовой модуль сам отправляет координаты, человек в этом не участвует. Источник потоковый: данные идут непрерывно и с фиксированной частотой, каждые 5 секунд с каждой машины.</w:t>
+        <w:t xml:space="preserve"> данные </w:t>
+      </w:r>
+      <w:r>
+        <w:rPr>
+          <w:rFonts w:ascii="Times New Roman" w:hAnsi="Times New Roman" w:cs="Times New Roman"/>
+        </w:rPr>
+        <w:t>-</w:t>
+      </w:r>
+      <w:r>
+        <w:rPr>
+          <w:rFonts w:ascii="Times New Roman" w:hAnsi="Times New Roman" w:cs="Times New Roman"/>
+        </w:rPr>
+        <w:t xml:space="preserve"> бортовой модуль сам отправляет координаты, человек в этом не участвует. Источник потоковый: данные идут непрерывно и с фиксированной частотой, каждые 5 секунд с каждой машины.</w:t>
       </w:r>
       <w:r>
         <w:rPr>
@@ -139,7 +151,19 @@
         <w:rPr>
           <w:rFonts w:ascii="Times New Roman" w:hAnsi="Times New Roman" w:cs="Times New Roman"/>
         </w:rPr>
-        <w:t xml:space="preserve"> данные — текст пишет пользователь, и он же решает, что и как написать. Источник при этом нерегулярный, периодический: отзыв появляется по факту завершения аренды, а не по расписанию. Кто-то пишет каждый раз, кто-то никогда.</w:t>
+        <w:t xml:space="preserve"> данные </w:t>
+      </w:r>
+      <w:r>
+        <w:rPr>
+          <w:rFonts w:ascii="Times New Roman" w:hAnsi="Times New Roman" w:cs="Times New Roman"/>
+        </w:rPr>
+        <w:t>-</w:t>
+      </w:r>
+      <w:r>
+        <w:rPr>
+          <w:rFonts w:ascii="Times New Roman" w:hAnsi="Times New Roman" w:cs="Times New Roman"/>
+        </w:rPr>
+        <w:t xml:space="preserve"> текст пишет пользователь, и он же решает, что и как написать. Источник при этом нерегулярный, периодический: отзыв появляется по факту завершения аренды, а не по расписанию. Кто-то пишет каждый раз, кто-то никогда.</w:t>
       </w:r>
     </w:p>
     <w:p>
@@ -174,7 +198,19 @@
         <w:rPr>
           <w:rFonts w:ascii="Times New Roman" w:hAnsi="Times New Roman" w:cs="Times New Roman"/>
         </w:rPr>
-        <w:t>Тут речь о процессных данных: это след бизнес-операции (аренда, оплата), фиксация факта транзакции. Источник тоже периодический — запись возникает по завершении каждой поездки, а не непрерывным потоком.</w:t>
+        <w:t xml:space="preserve">Тут речь о процессных данных: это след бизнес-операции (аренда, оплата), фиксация факта транзакции. Источник тоже периодический </w:t>
+      </w:r>
+      <w:r>
+        <w:rPr>
+          <w:rFonts w:ascii="Times New Roman" w:hAnsi="Times New Roman" w:cs="Times New Roman"/>
+        </w:rPr>
+        <w:t>-</w:t>
+      </w:r>
+      <w:r>
+        <w:rPr>
+          <w:rFonts w:ascii="Times New Roman" w:hAnsi="Times New Roman" w:cs="Times New Roman"/>
+        </w:rPr>
+        <w:t xml:space="preserve"> запись возникает по завершении каждой поездки, а не непрерывным потоком.</w:t>
       </w:r>
     </w:p>
     <w:p>
@@ -353,7 +389,19 @@
         <w:rPr>
           <w:rFonts w:ascii="Times New Roman" w:hAnsi="Times New Roman" w:cs="Times New Roman"/>
         </w:rPr>
-        <w:t xml:space="preserve">). Отзывы — это </w:t>
+        <w:t xml:space="preserve">). Отзывы </w:t>
+      </w:r>
+      <w:r>
+        <w:rPr>
+          <w:rFonts w:ascii="Times New Roman" w:hAnsi="Times New Roman" w:cs="Times New Roman"/>
+        </w:rPr>
+        <w:t>-</w:t>
+      </w:r>
+      <w:r>
+        <w:rPr>
+          <w:rFonts w:ascii="Times New Roman" w:hAnsi="Times New Roman" w:cs="Times New Roman"/>
+        </w:rPr>
+        <w:t xml:space="preserve"> это </w:t>
       </w:r>
       <w:proofErr w:type="spellStart"/>
       <w:r>
@@ -404,7 +452,19 @@
         <w:rPr>
           <w:rFonts w:ascii="Times New Roman" w:hAnsi="Times New Roman" w:cs="Times New Roman"/>
         </w:rPr>
-        <w:t xml:space="preserve">Это классический случай для реляционной СУБД. Данные процессные, схема строгая и стабильная (кто, когда начал и закончил, сколько заплатил), а главное — важна целостность транзакций и согласованность, то есть ACID. Объёмы и скорость здесь умеренные, так что горизонтальное масштабирование </w:t>
+        <w:t xml:space="preserve">Это классический случай для реляционной СУБД. Данные процессные, схема строгая и стабильная (кто, когда начал и закончил, сколько заплатил), а главное </w:t>
+      </w:r>
+      <w:r>
+        <w:rPr>
+          <w:rFonts w:ascii="Times New Roman" w:hAnsi="Times New Roman" w:cs="Times New Roman"/>
+        </w:rPr>
+        <w:t>-</w:t>
+      </w:r>
+      <w:r>
+        <w:rPr>
+          <w:rFonts w:ascii="Times New Roman" w:hAnsi="Times New Roman" w:cs="Times New Roman"/>
+        </w:rPr>
+        <w:t xml:space="preserve"> важна целостность транзакций и согласованность, то есть ACID. Объёмы и скорость здесь умеренные, так что горизонтальное масштабирование </w:t>
       </w:r>
       <w:proofErr w:type="spellStart"/>
       <w:r>
@@ -1041,6 +1101,7 @@
   <w:style w:type="character" w:default="1" w:styleId="a0">
     <w:name w:val="Default Paragraph Font"/>
     <w:uiPriority w:val="1"/>
+    <w:semiHidden/>
     <w:unhideWhenUsed/>
   </w:style>
   <w:style w:type="table" w:default="1" w:styleId="a1">
